--- a/resources/templates/template_002_入党申请人谈话记实表.docx
+++ b/resources/templates/template_002_入党申请人谈话记实表.docx
@@ -36,12 +36,40 @@
           <w:szCs w:val="44"/>
           <w:highlight w:val="none"/>
         </w:rPr>
-        <w:t>入党申请人谈话记实表</w:t>
+        <w:t>入党申请人谈话记</w:t>
+      </w:r>
+      <w:bookmarkStart w:id="0" w:name="_GoBack"/>
+      <w:bookmarkEnd w:id="0"/>
+      <w:r>
+        <w:rPr>
+          <w:rFonts w:hint="eastAsia" w:ascii="方正小标宋简体" w:eastAsia="方正小标宋简体"/>
+          <w:bCs/>
+          <w:sz w:val="44"/>
+          <w:szCs w:val="44"/>
+          <w:highlight w:val="none"/>
+        </w:rPr>
+        <w:t>实表</w:t>
       </w:r>
     </w:p>
     <w:p>
       <w:pPr>
+        <w:keepNext w:val="0"/>
+        <w:keepLines w:val="0"/>
+        <w:pageBreakBefore w:val="0"/>
+        <w:widowControl w:val="0"/>
+        <w:tabs>
+          <w:tab w:val="right" w:pos="8820"/>
+        </w:tabs>
+        <w:kinsoku/>
+        <w:wordWrap/>
+        <w:overflowPunct/>
+        <w:topLinePunct w:val="0"/>
+        <w:autoSpaceDE/>
+        <w:autoSpaceDN/>
+        <w:bidi w:val="0"/>
+        <w:adjustRightInd/>
         <w:snapToGrid w:val="0"/>
+        <w:textAlignment w:val="auto"/>
         <w:rPr>
           <w:rFonts w:hint="default" w:ascii="宋体" w:hAnsi="宋体" w:eastAsia="宋体"/>
           <w:bCs/>
@@ -70,7 +98,19 @@
           <w:highlight w:val="none"/>
           <w:lang w:val="en-US" w:eastAsia="zh-CN"/>
         </w:rPr>
-        <w:t>{{单位}} {{谈话日期}}</w:t>
+        <w:t>{{单位}}</w:t>
+      </w:r>
+      <w:r>
+        <w:rPr>
+          <w:rFonts w:hint="eastAsia" w:ascii="宋体" w:hAnsi="宋体"/>
+          <w:bCs/>
+          <w:sz w:val="28"/>
+          <w:szCs w:val="28"/>
+          <w:highlight w:val="none"/>
+          <w:lang w:val="en-US" w:eastAsia="zh-CN"/>
+        </w:rPr>
+        <w:tab/>
+        <w:t>{{谈话日期}}</w:t>
       </w:r>
     </w:p>
     <w:tbl>
@@ -865,6 +905,7 @@
           <w:p>
             <w:pPr>
               <w:spacing w:line="480" w:lineRule="exact"/>
+              <w:jc w:val="center"/>
               <w:rPr>
                 <w:rFonts w:hint="default" w:ascii="宋体" w:hAnsi="宋体" w:eastAsia="宋体"/>
                 <w:sz w:val="28"/>
@@ -990,8 +1031,6 @@
               </w:rPr>
               <w:t>{{加入民主党派情况}}</w:t>
             </w:r>
-            <w:bookmarkStart w:id="0" w:name="_GoBack"/>
-            <w:bookmarkEnd w:id="0"/>
           </w:p>
         </w:tc>
       </w:tr>
@@ -1101,7 +1140,7 @@
         </w:tblPrEx>
         <w:trPr>
           <w:cantSplit/>
-          <w:trHeight w:val="5340" w:hRule="atLeast"/>
+          <w:trHeight w:val="1953" w:hRule="atLeast"/>
           <w:jc w:val="center"/>
         </w:trPr>
         <w:tc>
@@ -1208,137 +1247,99 @@
             <w:tcW w:w="8290" w:type="dxa"/>
             <w:gridSpan w:val="7"/>
             <w:noWrap w:val="0"/>
-            <w:vAlign w:val="center"/>
-          </w:tcPr>
-          <w:p>
-            <w:pPr>
-              <w:spacing w:line="480" w:lineRule="exact"/>
+            <w:vAlign w:val="top"/>
+          </w:tcPr>
+          <w:p>
+            <w:pPr>
+              <w:keepNext w:val="0"/>
+              <w:keepLines w:val="0"/>
+              <w:pageBreakBefore w:val="0"/>
+              <w:widowControl w:val="0"/>
+              <w:kinsoku/>
+              <w:wordWrap/>
+              <w:overflowPunct/>
+              <w:topLinePunct w:val="0"/>
+              <w:autoSpaceDE/>
+              <w:autoSpaceDN/>
+              <w:bidi w:val="0"/>
+              <w:adjustRightInd/>
+              <w:snapToGrid/>
+              <w:spacing w:line="480" w:lineRule="exact"/>
+              <w:ind w:firstLine="560" w:firstLineChars="200"/>
+              <w:textAlignment w:val="auto"/>
               <w:rPr>
                 <w:rFonts w:hint="default" w:ascii="仿宋_GB2312" w:hAnsi="仿宋_GB2312" w:eastAsia="仿宋_GB2312" w:cs="仿宋_GB2312"/>
                 <w:bCs/>
-                <w:sz w:val="24"/>
-                <w:szCs w:val="24"/>
-                <w:highlight w:val="none"/>
-                <w:lang w:val="en-US" w:eastAsia="zh-CN"/>
-              </w:rPr>
-            </w:pPr>
-            <w:r>
+                <w:sz w:val="28"/>
+                <w:szCs w:val="28"/>
+                <w:highlight w:val="none"/>
+                <w:lang w:val="en-US" w:eastAsia="zh-CN"/>
+              </w:rPr>
+            </w:pPr>
+            <w:r>
+              <w:rPr>
+                <w:rFonts w:hint="eastAsia" w:ascii="仿宋_GB2312" w:hAnsi="仿宋_GB2312" w:eastAsia="仿宋_GB2312" w:cs="仿宋_GB2312"/>
+                <w:bCs/>
+                <w:sz w:val="28"/>
+                <w:szCs w:val="28"/>
+                <w:highlight w:val="none"/>
+                <w:lang w:val="en-US" w:eastAsia="zh-CN"/>
+              </w:rPr>
+              <w:t>{{谈话内容}}</w:t>
+            </w:r>
+          </w:p>
+          <w:p>
+            <w:pPr>
+              <w:spacing w:line="480" w:lineRule="exact"/>
+              <w:rPr>
+                <w:rFonts w:hint="default" w:ascii="宋体" w:hAnsi="宋体"/>
+                <w:bCs/>
+                <w:sz w:val="28"/>
+                <w:szCs w:val="28"/>
+                <w:highlight w:val="none"/>
+              </w:rPr>
+            </w:pPr>
+          </w:p>
+          <w:p>
+            <w:pPr>
+              <w:wordWrap w:val="0"/>
+              <w:spacing w:line="480" w:lineRule="exact"/>
+              <w:jc w:val="right"/>
               <w:rPr>
                 <w:rFonts w:hint="default" w:ascii="仿宋_GB2312" w:hAnsi="仿宋_GB2312" w:eastAsia="仿宋_GB2312" w:cs="仿宋_GB2312"/>
                 <w:bCs/>
-                <w:sz w:val="24"/>
-                <w:szCs w:val="24"/>
-                <w:highlight w:val="none"/>
-              </w:rPr>
-              <w:t xml:space="preserve">    </w:t>
-            </w:r>
+                <w:sz w:val="28"/>
+                <w:szCs w:val="28"/>
+                <w:highlight w:val="none"/>
+                <w:lang w:val="en-US" w:eastAsia="zh-CN"/>
+              </w:rPr>
+            </w:pPr>
             <w:r>
               <w:rPr>
                 <w:rFonts w:hint="eastAsia" w:ascii="仿宋_GB2312" w:hAnsi="仿宋_GB2312" w:eastAsia="仿宋_GB2312" w:cs="仿宋_GB2312"/>
                 <w:bCs/>
-                <w:sz w:val="24"/>
-                <w:szCs w:val="24"/>
-                <w:highlight w:val="none"/>
-                <w:lang w:val="en-US" w:eastAsia="zh-CN"/>
-              </w:rPr>
-              <w:t>{{谈话内容}}</w:t>
-            </w:r>
-          </w:p>
-          <w:p>
-            <w:pPr>
-              <w:spacing w:line="480" w:lineRule="exact"/>
-              <w:rPr>
-                <w:rFonts w:hint="default" w:ascii="宋体" w:hAnsi="宋体"/>
-                <w:bCs/>
-                <w:sz w:val="28"/>
-                <w:szCs w:val="28"/>
-                <w:highlight w:val="none"/>
-              </w:rPr>
-            </w:pPr>
-          </w:p>
-          <w:p>
-            <w:pPr>
-              <w:spacing w:line="480" w:lineRule="exact"/>
-              <w:rPr>
-                <w:rFonts w:hint="default" w:ascii="宋体" w:hAnsi="宋体"/>
-                <w:bCs/>
-                <w:sz w:val="28"/>
-                <w:szCs w:val="28"/>
-                <w:highlight w:val="none"/>
-              </w:rPr>
-            </w:pPr>
-          </w:p>
-          <w:p>
-            <w:pPr>
-              <w:spacing w:line="480" w:lineRule="exact"/>
-              <w:rPr>
-                <w:rFonts w:hint="default" w:ascii="宋体" w:hAnsi="宋体"/>
-                <w:bCs/>
-                <w:sz w:val="28"/>
-                <w:szCs w:val="28"/>
-                <w:highlight w:val="none"/>
-              </w:rPr>
-            </w:pPr>
-          </w:p>
-          <w:p>
-            <w:pPr>
-              <w:spacing w:line="480" w:lineRule="exact"/>
-              <w:rPr>
-                <w:rFonts w:hint="default" w:ascii="宋体" w:hAnsi="宋体"/>
-                <w:bCs/>
-                <w:sz w:val="28"/>
-                <w:szCs w:val="28"/>
-                <w:highlight w:val="none"/>
-              </w:rPr>
-            </w:pPr>
-          </w:p>
-          <w:p>
-            <w:pPr>
-              <w:spacing w:line="480" w:lineRule="exact"/>
-              <w:rPr>
-                <w:rFonts w:hint="default" w:ascii="宋体" w:hAnsi="宋体"/>
-                <w:bCs/>
-                <w:sz w:val="28"/>
-                <w:szCs w:val="28"/>
-                <w:highlight w:val="none"/>
-              </w:rPr>
-            </w:pPr>
-          </w:p>
-          <w:p>
-            <w:pPr>
-              <w:spacing w:line="480" w:lineRule="exact"/>
+                <w:sz w:val="28"/>
+                <w:szCs w:val="28"/>
+                <w:highlight w:val="none"/>
+              </w:rPr>
+              <w:t>谈话人签字：</w:t>
+            </w:r>
+            <w:r>
               <w:rPr>
                 <w:rFonts w:hint="eastAsia" w:ascii="仿宋_GB2312" w:hAnsi="仿宋_GB2312" w:eastAsia="仿宋_GB2312" w:cs="仿宋_GB2312"/>
                 <w:bCs/>
                 <w:sz w:val="28"/>
                 <w:szCs w:val="28"/>
                 <w:highlight w:val="none"/>
-              </w:rPr>
-            </w:pPr>
-            <w:r>
-              <w:rPr>
-                <w:rFonts w:hint="default" w:ascii="宋体" w:hAnsi="宋体"/>
-                <w:bCs/>
-                <w:sz w:val="28"/>
-                <w:szCs w:val="28"/>
-                <w:highlight w:val="none"/>
-              </w:rPr>
-              <w:t xml:space="preserve">                              </w:t>
-            </w:r>
-            <w:r>
-              <w:rPr>
-                <w:rFonts w:hint="eastAsia" w:ascii="仿宋_GB2312" w:hAnsi="仿宋_GB2312" w:eastAsia="仿宋_GB2312" w:cs="仿宋_GB2312"/>
-                <w:bCs/>
-                <w:sz w:val="28"/>
-                <w:szCs w:val="28"/>
-                <w:highlight w:val="none"/>
-              </w:rPr>
-              <w:t>谈话人签字：</w:t>
-            </w:r>
-          </w:p>
-          <w:p>
-            <w:pPr>
-              <w:spacing w:line="480" w:lineRule="exact"/>
+                <w:lang w:val="en-US" w:eastAsia="zh-CN"/>
+              </w:rPr>
+              <w:t xml:space="preserve">            </w:t>
+            </w:r>
+          </w:p>
+          <w:p>
+            <w:pPr>
+              <w:spacing w:line="480" w:lineRule="exact"/>
+              <w:jc w:val="right"/>
               <w:rPr>
                 <w:rFonts w:hint="default" w:ascii="宋体" w:hAnsi="宋体" w:eastAsia="仿宋_GB2312"/>
                 <w:bCs/>
@@ -1348,16 +1349,6 @@
                 <w:lang w:val="en-US" w:eastAsia="zh-CN"/>
               </w:rPr>
             </w:pPr>
-            <w:r>
-              <w:rPr>
-                <w:rFonts w:hint="eastAsia" w:ascii="仿宋_GB2312" w:hAnsi="仿宋_GB2312" w:eastAsia="仿宋_GB2312" w:cs="仿宋_GB2312"/>
-                <w:bCs/>
-                <w:sz w:val="28"/>
-                <w:szCs w:val="28"/>
-                <w:highlight w:val="none"/>
-              </w:rPr>
-              <w:t xml:space="preserve">                                           </w:t>
-            </w:r>
             <w:r>
               <w:rPr>
                 <w:rFonts w:hint="eastAsia" w:ascii="仿宋_GB2312" w:hAnsi="仿宋_GB2312" w:eastAsia="仿宋_GB2312" w:cs="仿宋_GB2312"/>

--- a/resources/templates/template_002_入党申请人谈话记实表.docx
+++ b/resources/templates/template_002_入党申请人谈话记实表.docx
@@ -36,19 +36,7 @@
           <w:szCs w:val="44"/>
           <w:highlight w:val="none"/>
         </w:rPr>
-        <w:t>入党申请人谈话记</w:t>
-      </w:r>
-      <w:bookmarkStart w:id="0" w:name="_GoBack"/>
-      <w:bookmarkEnd w:id="0"/>
-      <w:r>
-        <w:rPr>
-          <w:rFonts w:hint="eastAsia" w:ascii="方正小标宋简体" w:eastAsia="方正小标宋简体"/>
-          <w:bCs/>
-          <w:sz w:val="44"/>
-          <w:szCs w:val="44"/>
-          <w:highlight w:val="none"/>
-        </w:rPr>
-        <w:t>实表</w:t>
+        <w:t>入党申请人谈话记实表</w:t>
       </w:r>
     </w:p>
     <w:p>
@@ -110,6 +98,16 @@
           <w:lang w:val="en-US" w:eastAsia="zh-CN"/>
         </w:rPr>
         <w:tab/>
+      </w:r>
+      <w:r>
+        <w:rPr>
+          <w:rFonts w:hint="eastAsia" w:ascii="宋体" w:hAnsi="宋体"/>
+          <w:bCs/>
+          <w:sz w:val="28"/>
+          <w:szCs w:val="28"/>
+          <w:highlight w:val="none"/>
+          <w:lang w:val="en-US" w:eastAsia="zh-CN"/>
+        </w:rPr>
         <w:t>{{谈话日期}}</w:t>
       </w:r>
     </w:p>
@@ -814,7 +812,19 @@
                 <w:highlight w:val="none"/>
                 <w:lang w:val="en-US" w:eastAsia="zh-CN"/>
               </w:rPr>
-              <w:t>{{身份证号}}</w:t>
+              <w:t>{{</w:t>
+            </w:r>
+            <w:bookmarkStart w:id="0" w:name="_GoBack"/>
+            <w:bookmarkEnd w:id="0"/>
+            <w:r>
+              <w:rPr>
+                <w:rFonts w:hint="eastAsia" w:ascii="宋体" w:hAnsi="宋体"/>
+                <w:sz w:val="28"/>
+                <w:szCs w:val="28"/>
+                <w:highlight w:val="none"/>
+                <w:lang w:val="en-US" w:eastAsia="zh-CN"/>
+              </w:rPr>
+              <w:t>身份证号}}</w:t>
             </w:r>
           </w:p>
         </w:tc>
@@ -1563,7 +1573,7 @@
     <w:pPrDefault/>
   </w:docDefaults>
   <w:latentStyles w:count="260" w:defQFormat="0" w:defUnhideWhenUsed="1" w:defSemiHidden="1" w:defUIPriority="99" w:defLockedState="0">
-    <w:lsdException w:unhideWhenUsed="0" w:uiPriority="0" w:semiHidden="0" w:name="Normal"/>
+    <w:lsdException w:qFormat="1" w:unhideWhenUsed="0" w:uiPriority="0" w:semiHidden="0" w:name="Normal"/>
     <w:lsdException w:qFormat="1" w:unhideWhenUsed="0" w:uiPriority="0" w:semiHidden="0" w:name="heading 1"/>
     <w:lsdException w:qFormat="1" w:uiPriority="0" w:name="heading 2"/>
     <w:lsdException w:qFormat="1" w:uiPriority="0" w:name="heading 3"/>
@@ -1628,7 +1638,7 @@
     <w:lsdException w:qFormat="1" w:unhideWhenUsed="0" w:uiPriority="0" w:semiHidden="0" w:name="Title"/>
     <w:lsdException w:unhideWhenUsed="0" w:uiPriority="0" w:semiHidden="0" w:name="Closing"/>
     <w:lsdException w:unhideWhenUsed="0" w:uiPriority="0" w:semiHidden="0" w:name="Signature"/>
-    <w:lsdException w:unhideWhenUsed="0" w:uiPriority="0" w:name="Default Paragraph Font"/>
+    <w:lsdException w:qFormat="1" w:unhideWhenUsed="0" w:uiPriority="0" w:name="Default Paragraph Font"/>
     <w:lsdException w:unhideWhenUsed="0" w:uiPriority="0" w:semiHidden="0" w:name="Body Text"/>
     <w:lsdException w:unhideWhenUsed="0" w:uiPriority="0" w:semiHidden="0" w:name="Body Text Indent"/>
     <w:lsdException w:unhideWhenUsed="0" w:uiPriority="0" w:semiHidden="0" w:name="List Continue"/>
@@ -1814,6 +1824,7 @@
   </w:latentStyles>
   <w:style w:type="paragraph" w:default="1" w:styleId="1">
     <w:name w:val="Normal"/>
+    <w:qFormat/>
     <w:uiPriority w:val="0"/>
     <w:pPr>
       <w:widowControl w:val="0"/>
@@ -1830,6 +1841,7 @@
   <w:style w:type="character" w:default="1" w:styleId="5">
     <w:name w:val="Default Paragraph Font"/>
     <w:semiHidden/>
+    <w:qFormat/>
     <w:uiPriority w:val="0"/>
   </w:style>
   <w:style w:type="table" w:default="1" w:styleId="4">
